--- a/HuongDanCaiNgrokBuilDuAnBELenOnLineTamThoi.docx
+++ b/HuongDanCaiNgrokBuilDuAnBELenOnLineTamThoi.docx
@@ -51,6 +51,7 @@
         <w:rPr>
           <w:b/>
           <w:bCs/>
+          <w:noProof/>
         </w:rPr>
         <w:drawing>
           <wp:inline distT="0" distB="0" distL="0" distR="0" wp14:anchorId="6B343573" wp14:editId="16AACB26">
@@ -91,7 +92,11 @@
     </w:p>
     <w:p>
       <w:pPr>
-        <w:jc w:val="center"/>
+        <w:pStyle w:val="ListParagraph"/>
+        <w:numPr>
+          <w:ilvl w:val="0"/>
+          <w:numId w:val="4"/>
+        </w:numPr>
         <w:rPr>
           <w:b/>
           <w:bCs/>
@@ -120,6 +125,7 @@
         <w:rPr>
           <w:b/>
           <w:bCs/>
+          <w:noProof/>
           <w:lang w:val="en-US"/>
         </w:rPr>
         <w:drawing>
@@ -161,7 +167,11 @@
     </w:p>
     <w:p>
       <w:pPr>
-        <w:jc w:val="center"/>
+        <w:pStyle w:val="ListParagraph"/>
+        <w:numPr>
+          <w:ilvl w:val="0"/>
+          <w:numId w:val="3"/>
+        </w:numPr>
         <w:rPr>
           <w:b/>
           <w:bCs/>
@@ -190,6 +200,7 @@
         <w:rPr>
           <w:b/>
           <w:bCs/>
+          <w:noProof/>
           <w:lang w:val="en-US"/>
         </w:rPr>
         <w:lastRenderedPageBreak/>
@@ -232,7 +243,11 @@
     </w:p>
     <w:p>
       <w:pPr>
-        <w:jc w:val="center"/>
+        <w:pStyle w:val="ListParagraph"/>
+        <w:numPr>
+          <w:ilvl w:val="0"/>
+          <w:numId w:val="2"/>
+        </w:numPr>
         <w:rPr>
           <w:b/>
           <w:bCs/>
@@ -250,7 +265,7 @@
     </w:p>
     <w:p>
       <w:pPr>
-        <w:jc w:val="center"/>
+        <w:pStyle w:val="ListParagraph"/>
         <w:rPr>
           <w:b/>
           <w:bCs/>
@@ -267,7 +282,11 @@
     </w:p>
     <w:p>
       <w:pPr>
-        <w:jc w:val="center"/>
+        <w:pStyle w:val="ListParagraph"/>
+        <w:numPr>
+          <w:ilvl w:val="0"/>
+          <w:numId w:val="2"/>
+        </w:numPr>
         <w:rPr>
           <w:b/>
           <w:bCs/>
@@ -285,7 +304,7 @@
     </w:p>
     <w:p>
       <w:pPr>
-        <w:jc w:val="center"/>
+        <w:pStyle w:val="ListParagraph"/>
         <w:rPr>
           <w:b/>
           <w:bCs/>
@@ -312,6 +331,7 @@
       </w:pPr>
       <w:r>
         <w:rPr>
+          <w:noProof/>
           <w:lang w:val="en-US"/>
         </w:rPr>
         <w:drawing>
@@ -350,11 +370,28 @@
           </wp:inline>
         </w:drawing>
       </w:r>
+    </w:p>
+    <w:p>
+      <w:pPr>
+        <w:rPr>
+          <w:b/>
+          <w:bCs/>
+          <w:lang w:val="en-US"/>
+        </w:rPr>
+      </w:pPr>
       <w:r>
         <w:rPr>
           <w:lang w:val="en-US"/>
         </w:rPr>
         <w:br/>
+      </w:r>
+      <w:r>
+        <w:rPr>
+          <w:b/>
+          <w:bCs/>
+          <w:lang w:val="en-US"/>
+        </w:rPr>
+        <w:t xml:space="preserve">-  </w:t>
       </w:r>
       <w:r>
         <w:rPr>
@@ -381,10 +418,10 @@
           <w:lang w:val="en-US"/>
         </w:rPr>
         <w:drawing>
-          <wp:inline distT="0" distB="0" distL="0" distR="0" wp14:anchorId="52C635AE" wp14:editId="11574EDF">
-            <wp:extent cx="4506952" cy="2369820"/>
+          <wp:inline distT="0" distB="0" distL="0" distR="0" wp14:anchorId="61942ADE" wp14:editId="006D2031">
+            <wp:extent cx="4587240" cy="2053230"/>
             <wp:effectExtent l="0" t="0" r="0" b="0"/>
-            <wp:docPr id="1580201059" name="Picture 1" descr="A screenshot of a computer&#10;&#10;AI-generated content may be incorrect."/>
+            <wp:docPr id="912342939" name="Picture 1" descr="A screenshot of a computer&#10;&#10;AI-generated content may be incorrect."/>
             <wp:cNvGraphicFramePr>
               <a:graphicFrameLocks xmlns:a="http://schemas.openxmlformats.org/drawingml/2006/main" noChangeAspect="1"/>
             </wp:cNvGraphicFramePr>
@@ -392,7 +429,7 @@
               <a:graphicData uri="http://schemas.openxmlformats.org/drawingml/2006/picture">
                 <pic:pic xmlns:pic="http://schemas.openxmlformats.org/drawingml/2006/picture">
                   <pic:nvPicPr>
-                    <pic:cNvPr id="1580201059" name="Picture 1" descr="A screenshot of a computer&#10;&#10;AI-generated content may be incorrect."/>
+                    <pic:cNvPr id="912342939" name="Picture 1" descr="A screenshot of a computer&#10;&#10;AI-generated content may be incorrect."/>
                     <pic:cNvPicPr/>
                   </pic:nvPicPr>
                   <pic:blipFill>
@@ -404,7 +441,7 @@
                   <pic:spPr>
                     <a:xfrm>
                       <a:off x="0" y="0"/>
-                      <a:ext cx="4508595" cy="2370684"/>
+                      <a:ext cx="4592187" cy="2055444"/>
                     </a:xfrm>
                     <a:prstGeom prst="rect">
                       <a:avLst/>
@@ -422,6 +459,187 @@
         <w:pStyle w:val="ListParagraph"/>
         <w:numPr>
           <w:ilvl w:val="0"/>
+          <w:numId w:val="2"/>
+        </w:numPr>
+        <w:rPr>
+          <w:b/>
+          <w:bCs/>
+          <w:lang w:val="en-US"/>
+        </w:rPr>
+      </w:pPr>
+      <w:r>
+        <w:rPr>
+          <w:b/>
+          <w:bCs/>
+          <w:lang w:val="en-US"/>
+        </w:rPr>
+        <w:t xml:space="preserve">Chạy dự án FE </w:t>
+      </w:r>
+    </w:p>
+    <w:p>
+      <w:pPr>
+        <w:pStyle w:val="ListParagraph"/>
+        <w:rPr>
+          <w:b/>
+          <w:bCs/>
+          <w:lang w:val="en-US"/>
+        </w:rPr>
+      </w:pPr>
+      <w:r>
+        <w:rPr>
+          <w:b/>
+          <w:bCs/>
+          <w:lang w:val="en-US"/>
+        </w:rPr>
+        <w:lastRenderedPageBreak/>
+        <w:drawing>
+          <wp:inline distT="0" distB="0" distL="0" distR="0" wp14:anchorId="7C0A5448" wp14:editId="663A4821">
+            <wp:extent cx="4770120" cy="2710608"/>
+            <wp:effectExtent l="0" t="0" r="0" b="0"/>
+            <wp:docPr id="264445766" name="Picture 1" descr="A screenshot of a computer&#10;&#10;AI-generated content may be incorrect."/>
+            <wp:cNvGraphicFramePr>
+              <a:graphicFrameLocks xmlns:a="http://schemas.openxmlformats.org/drawingml/2006/main" noChangeAspect="1"/>
+            </wp:cNvGraphicFramePr>
+            <a:graphic xmlns:a="http://schemas.openxmlformats.org/drawingml/2006/main">
+              <a:graphicData uri="http://schemas.openxmlformats.org/drawingml/2006/picture">
+                <pic:pic xmlns:pic="http://schemas.openxmlformats.org/drawingml/2006/picture">
+                  <pic:nvPicPr>
+                    <pic:cNvPr id="264445766" name="Picture 1" descr="A screenshot of a computer&#10;&#10;AI-generated content may be incorrect."/>
+                    <pic:cNvPicPr/>
+                  </pic:nvPicPr>
+                  <pic:blipFill>
+                    <a:blip r:embed="rId10"/>
+                    <a:stretch>
+                      <a:fillRect/>
+                    </a:stretch>
+                  </pic:blipFill>
+                  <pic:spPr>
+                    <a:xfrm>
+                      <a:off x="0" y="0"/>
+                      <a:ext cx="4773498" cy="2712527"/>
+                    </a:xfrm>
+                    <a:prstGeom prst="rect">
+                      <a:avLst/>
+                    </a:prstGeom>
+                  </pic:spPr>
+                </pic:pic>
+              </a:graphicData>
+            </a:graphic>
+          </wp:inline>
+        </w:drawing>
+      </w:r>
+    </w:p>
+    <w:p>
+      <w:pPr>
+        <w:pStyle w:val="ListParagraph"/>
+        <w:numPr>
+          <w:ilvl w:val="0"/>
+          <w:numId w:val="2"/>
+        </w:numPr>
+        <w:rPr>
+          <w:b/>
+          <w:bCs/>
+          <w:lang w:val="en-US"/>
+        </w:rPr>
+      </w:pPr>
+      <w:r>
+        <w:rPr>
+          <w:b/>
+          <w:bCs/>
+          <w:lang w:val="en-US"/>
+        </w:rPr>
+        <w:t>Paste URL đã copy vào gg</w:t>
+      </w:r>
+    </w:p>
+    <w:p>
+      <w:pPr>
+        <w:pStyle w:val="ListParagraph"/>
+        <w:rPr>
+          <w:b/>
+          <w:bCs/>
+          <w:lang w:val="en-US"/>
+        </w:rPr>
+      </w:pPr>
+      <w:r>
+        <w:rPr>
+          <w:b/>
+          <w:bCs/>
+          <w:lang w:val="en-US"/>
+        </w:rPr>
+        <w:drawing>
+          <wp:inline distT="0" distB="0" distL="0" distR="0" wp14:anchorId="46181B5E" wp14:editId="44E6EBDD">
+            <wp:extent cx="4770120" cy="2029917"/>
+            <wp:effectExtent l="0" t="0" r="0" b="0"/>
+            <wp:docPr id="664796297" name="Picture 1" descr="A screenshot of a computer&#10;&#10;AI-generated content may be incorrect."/>
+            <wp:cNvGraphicFramePr>
+              <a:graphicFrameLocks xmlns:a="http://schemas.openxmlformats.org/drawingml/2006/main" noChangeAspect="1"/>
+            </wp:cNvGraphicFramePr>
+            <a:graphic xmlns:a="http://schemas.openxmlformats.org/drawingml/2006/main">
+              <a:graphicData uri="http://schemas.openxmlformats.org/drawingml/2006/picture">
+                <pic:pic xmlns:pic="http://schemas.openxmlformats.org/drawingml/2006/picture">
+                  <pic:nvPicPr>
+                    <pic:cNvPr id="664796297" name="Picture 1" descr="A screenshot of a computer&#10;&#10;AI-generated content may be incorrect."/>
+                    <pic:cNvPicPr/>
+                  </pic:nvPicPr>
+                  <pic:blipFill>
+                    <a:blip r:embed="rId11"/>
+                    <a:stretch>
+                      <a:fillRect/>
+                    </a:stretch>
+                  </pic:blipFill>
+                  <pic:spPr>
+                    <a:xfrm>
+                      <a:off x="0" y="0"/>
+                      <a:ext cx="4783607" cy="2035656"/>
+                    </a:xfrm>
+                    <a:prstGeom prst="rect">
+                      <a:avLst/>
+                    </a:prstGeom>
+                  </pic:spPr>
+                </pic:pic>
+              </a:graphicData>
+            </a:graphic>
+          </wp:inline>
+        </w:drawing>
+      </w:r>
+    </w:p>
+    <w:p>
+      <w:pPr>
+        <w:pStyle w:val="ListParagraph"/>
+        <w:numPr>
+          <w:ilvl w:val="0"/>
+          <w:numId w:val="2"/>
+        </w:numPr>
+        <w:rPr>
+          <w:b/>
+          <w:bCs/>
+          <w:lang w:val="en-US"/>
+        </w:rPr>
+      </w:pPr>
+      <w:r>
+        <w:rPr>
+          <w:b/>
+          <w:bCs/>
+          <w:lang w:val="en-US"/>
+        </w:rPr>
+        <w:t>Nhấn visits site =&gt; tất cả các URL khác cũng sẽ được thông qua lỗi ERR_NGROK</w:t>
+      </w:r>
+    </w:p>
+    <w:p>
+      <w:pPr>
+        <w:jc w:val="center"/>
+        <w:rPr>
+          <w:b/>
+          <w:bCs/>
+          <w:lang w:val="en-US"/>
+        </w:rPr>
+      </w:pPr>
+    </w:p>
+    <w:p>
+      <w:pPr>
+        <w:pStyle w:val="ListParagraph"/>
+        <w:numPr>
+          <w:ilvl w:val="0"/>
           <w:numId w:val="1"/>
         </w:numPr>
         <w:jc w:val="center"/>
@@ -437,7 +655,6 @@
           <w:bCs/>
           <w:lang w:val="en-US"/>
         </w:rPr>
-        <w:lastRenderedPageBreak/>
         <w:t>ĐÃ HOÀN THÀNH SET UP DOMAIN DELOY PROJECT BACK END LÊN ONLINE TẠM THỜI</w:t>
       </w:r>
     </w:p>
@@ -575,8 +792,353 @@
       </w:rPr>
     </w:lvl>
   </w:abstractNum>
+  <w:abstractNum w:abstractNumId="1" w15:restartNumberingAfterBreak="0">
+    <w:nsid w:val="06657ADA"/>
+    <w:multiLevelType w:val="hybridMultilevel"/>
+    <w:tmpl w:val="640A393E"/>
+    <w:lvl w:ilvl="0" w:tplc="C4F21210">
+      <w:numFmt w:val="bullet"/>
+      <w:lvlText w:val="-"/>
+      <w:lvlJc w:val="left"/>
+      <w:pPr>
+        <w:ind w:left="720" w:hanging="360"/>
+      </w:pPr>
+      <w:rPr>
+        <w:rFonts w:ascii="Times New Roman" w:eastAsiaTheme="minorHAnsi" w:hAnsi="Times New Roman" w:cs="Times New Roman" w:hint="default"/>
+      </w:rPr>
+    </w:lvl>
+    <w:lvl w:ilvl="1" w:tplc="042A0003" w:tentative="1">
+      <w:start w:val="1"/>
+      <w:numFmt w:val="bullet"/>
+      <w:lvlText w:val="o"/>
+      <w:lvlJc w:val="left"/>
+      <w:pPr>
+        <w:ind w:left="1440" w:hanging="360"/>
+      </w:pPr>
+      <w:rPr>
+        <w:rFonts w:ascii="Courier New" w:hAnsi="Courier New" w:cs="Courier New" w:hint="default"/>
+      </w:rPr>
+    </w:lvl>
+    <w:lvl w:ilvl="2" w:tplc="042A0005" w:tentative="1">
+      <w:start w:val="1"/>
+      <w:numFmt w:val="bullet"/>
+      <w:lvlText w:val=""/>
+      <w:lvlJc w:val="left"/>
+      <w:pPr>
+        <w:ind w:left="2160" w:hanging="360"/>
+      </w:pPr>
+      <w:rPr>
+        <w:rFonts w:ascii="Wingdings" w:hAnsi="Wingdings" w:hint="default"/>
+      </w:rPr>
+    </w:lvl>
+    <w:lvl w:ilvl="3" w:tplc="042A0001" w:tentative="1">
+      <w:start w:val="1"/>
+      <w:numFmt w:val="bullet"/>
+      <w:lvlText w:val=""/>
+      <w:lvlJc w:val="left"/>
+      <w:pPr>
+        <w:ind w:left="2880" w:hanging="360"/>
+      </w:pPr>
+      <w:rPr>
+        <w:rFonts w:ascii="Symbol" w:hAnsi="Symbol" w:hint="default"/>
+      </w:rPr>
+    </w:lvl>
+    <w:lvl w:ilvl="4" w:tplc="042A0003" w:tentative="1">
+      <w:start w:val="1"/>
+      <w:numFmt w:val="bullet"/>
+      <w:lvlText w:val="o"/>
+      <w:lvlJc w:val="left"/>
+      <w:pPr>
+        <w:ind w:left="3600" w:hanging="360"/>
+      </w:pPr>
+      <w:rPr>
+        <w:rFonts w:ascii="Courier New" w:hAnsi="Courier New" w:cs="Courier New" w:hint="default"/>
+      </w:rPr>
+    </w:lvl>
+    <w:lvl w:ilvl="5" w:tplc="042A0005" w:tentative="1">
+      <w:start w:val="1"/>
+      <w:numFmt w:val="bullet"/>
+      <w:lvlText w:val=""/>
+      <w:lvlJc w:val="left"/>
+      <w:pPr>
+        <w:ind w:left="4320" w:hanging="360"/>
+      </w:pPr>
+      <w:rPr>
+        <w:rFonts w:ascii="Wingdings" w:hAnsi="Wingdings" w:hint="default"/>
+      </w:rPr>
+    </w:lvl>
+    <w:lvl w:ilvl="6" w:tplc="042A0001" w:tentative="1">
+      <w:start w:val="1"/>
+      <w:numFmt w:val="bullet"/>
+      <w:lvlText w:val=""/>
+      <w:lvlJc w:val="left"/>
+      <w:pPr>
+        <w:ind w:left="5040" w:hanging="360"/>
+      </w:pPr>
+      <w:rPr>
+        <w:rFonts w:ascii="Symbol" w:hAnsi="Symbol" w:hint="default"/>
+      </w:rPr>
+    </w:lvl>
+    <w:lvl w:ilvl="7" w:tplc="042A0003" w:tentative="1">
+      <w:start w:val="1"/>
+      <w:numFmt w:val="bullet"/>
+      <w:lvlText w:val="o"/>
+      <w:lvlJc w:val="left"/>
+      <w:pPr>
+        <w:ind w:left="5760" w:hanging="360"/>
+      </w:pPr>
+      <w:rPr>
+        <w:rFonts w:ascii="Courier New" w:hAnsi="Courier New" w:cs="Courier New" w:hint="default"/>
+      </w:rPr>
+    </w:lvl>
+    <w:lvl w:ilvl="8" w:tplc="042A0005" w:tentative="1">
+      <w:start w:val="1"/>
+      <w:numFmt w:val="bullet"/>
+      <w:lvlText w:val=""/>
+      <w:lvlJc w:val="left"/>
+      <w:pPr>
+        <w:ind w:left="6480" w:hanging="360"/>
+      </w:pPr>
+      <w:rPr>
+        <w:rFonts w:ascii="Wingdings" w:hAnsi="Wingdings" w:hint="default"/>
+      </w:rPr>
+    </w:lvl>
+  </w:abstractNum>
+  <w:abstractNum w:abstractNumId="2" w15:restartNumberingAfterBreak="0">
+    <w:nsid w:val="49493270"/>
+    <w:multiLevelType w:val="hybridMultilevel"/>
+    <w:tmpl w:val="3F842F64"/>
+    <w:lvl w:ilvl="0" w:tplc="F788C69E">
+      <w:numFmt w:val="bullet"/>
+      <w:lvlText w:val="-"/>
+      <w:lvlJc w:val="left"/>
+      <w:pPr>
+        <w:ind w:left="720" w:hanging="360"/>
+      </w:pPr>
+      <w:rPr>
+        <w:rFonts w:ascii="Times New Roman" w:eastAsiaTheme="minorHAnsi" w:hAnsi="Times New Roman" w:cs="Times New Roman" w:hint="default"/>
+      </w:rPr>
+    </w:lvl>
+    <w:lvl w:ilvl="1" w:tplc="042A0003" w:tentative="1">
+      <w:start w:val="1"/>
+      <w:numFmt w:val="bullet"/>
+      <w:lvlText w:val="o"/>
+      <w:lvlJc w:val="left"/>
+      <w:pPr>
+        <w:ind w:left="1440" w:hanging="360"/>
+      </w:pPr>
+      <w:rPr>
+        <w:rFonts w:ascii="Courier New" w:hAnsi="Courier New" w:cs="Courier New" w:hint="default"/>
+      </w:rPr>
+    </w:lvl>
+    <w:lvl w:ilvl="2" w:tplc="042A0005" w:tentative="1">
+      <w:start w:val="1"/>
+      <w:numFmt w:val="bullet"/>
+      <w:lvlText w:val=""/>
+      <w:lvlJc w:val="left"/>
+      <w:pPr>
+        <w:ind w:left="2160" w:hanging="360"/>
+      </w:pPr>
+      <w:rPr>
+        <w:rFonts w:ascii="Wingdings" w:hAnsi="Wingdings" w:hint="default"/>
+      </w:rPr>
+    </w:lvl>
+    <w:lvl w:ilvl="3" w:tplc="042A0001" w:tentative="1">
+      <w:start w:val="1"/>
+      <w:numFmt w:val="bullet"/>
+      <w:lvlText w:val=""/>
+      <w:lvlJc w:val="left"/>
+      <w:pPr>
+        <w:ind w:left="2880" w:hanging="360"/>
+      </w:pPr>
+      <w:rPr>
+        <w:rFonts w:ascii="Symbol" w:hAnsi="Symbol" w:hint="default"/>
+      </w:rPr>
+    </w:lvl>
+    <w:lvl w:ilvl="4" w:tplc="042A0003" w:tentative="1">
+      <w:start w:val="1"/>
+      <w:numFmt w:val="bullet"/>
+      <w:lvlText w:val="o"/>
+      <w:lvlJc w:val="left"/>
+      <w:pPr>
+        <w:ind w:left="3600" w:hanging="360"/>
+      </w:pPr>
+      <w:rPr>
+        <w:rFonts w:ascii="Courier New" w:hAnsi="Courier New" w:cs="Courier New" w:hint="default"/>
+      </w:rPr>
+    </w:lvl>
+    <w:lvl w:ilvl="5" w:tplc="042A0005" w:tentative="1">
+      <w:start w:val="1"/>
+      <w:numFmt w:val="bullet"/>
+      <w:lvlText w:val=""/>
+      <w:lvlJc w:val="left"/>
+      <w:pPr>
+        <w:ind w:left="4320" w:hanging="360"/>
+      </w:pPr>
+      <w:rPr>
+        <w:rFonts w:ascii="Wingdings" w:hAnsi="Wingdings" w:hint="default"/>
+      </w:rPr>
+    </w:lvl>
+    <w:lvl w:ilvl="6" w:tplc="042A0001" w:tentative="1">
+      <w:start w:val="1"/>
+      <w:numFmt w:val="bullet"/>
+      <w:lvlText w:val=""/>
+      <w:lvlJc w:val="left"/>
+      <w:pPr>
+        <w:ind w:left="5040" w:hanging="360"/>
+      </w:pPr>
+      <w:rPr>
+        <w:rFonts w:ascii="Symbol" w:hAnsi="Symbol" w:hint="default"/>
+      </w:rPr>
+    </w:lvl>
+    <w:lvl w:ilvl="7" w:tplc="042A0003" w:tentative="1">
+      <w:start w:val="1"/>
+      <w:numFmt w:val="bullet"/>
+      <w:lvlText w:val="o"/>
+      <w:lvlJc w:val="left"/>
+      <w:pPr>
+        <w:ind w:left="5760" w:hanging="360"/>
+      </w:pPr>
+      <w:rPr>
+        <w:rFonts w:ascii="Courier New" w:hAnsi="Courier New" w:cs="Courier New" w:hint="default"/>
+      </w:rPr>
+    </w:lvl>
+    <w:lvl w:ilvl="8" w:tplc="042A0005" w:tentative="1">
+      <w:start w:val="1"/>
+      <w:numFmt w:val="bullet"/>
+      <w:lvlText w:val=""/>
+      <w:lvlJc w:val="left"/>
+      <w:pPr>
+        <w:ind w:left="6480" w:hanging="360"/>
+      </w:pPr>
+      <w:rPr>
+        <w:rFonts w:ascii="Wingdings" w:hAnsi="Wingdings" w:hint="default"/>
+      </w:rPr>
+    </w:lvl>
+  </w:abstractNum>
+  <w:abstractNum w:abstractNumId="3" w15:restartNumberingAfterBreak="0">
+    <w:nsid w:val="68FB3F9C"/>
+    <w:multiLevelType w:val="hybridMultilevel"/>
+    <w:tmpl w:val="92EE3434"/>
+    <w:lvl w:ilvl="0" w:tplc="A0B26E9A">
+      <w:numFmt w:val="bullet"/>
+      <w:lvlText w:val="-"/>
+      <w:lvlJc w:val="left"/>
+      <w:pPr>
+        <w:ind w:left="720" w:hanging="360"/>
+      </w:pPr>
+      <w:rPr>
+        <w:rFonts w:ascii="Times New Roman" w:eastAsiaTheme="minorHAnsi" w:hAnsi="Times New Roman" w:cs="Times New Roman" w:hint="default"/>
+      </w:rPr>
+    </w:lvl>
+    <w:lvl w:ilvl="1" w:tplc="042A0003" w:tentative="1">
+      <w:start w:val="1"/>
+      <w:numFmt w:val="bullet"/>
+      <w:lvlText w:val="o"/>
+      <w:lvlJc w:val="left"/>
+      <w:pPr>
+        <w:ind w:left="1440" w:hanging="360"/>
+      </w:pPr>
+      <w:rPr>
+        <w:rFonts w:ascii="Courier New" w:hAnsi="Courier New" w:cs="Courier New" w:hint="default"/>
+      </w:rPr>
+    </w:lvl>
+    <w:lvl w:ilvl="2" w:tplc="042A0005" w:tentative="1">
+      <w:start w:val="1"/>
+      <w:numFmt w:val="bullet"/>
+      <w:lvlText w:val=""/>
+      <w:lvlJc w:val="left"/>
+      <w:pPr>
+        <w:ind w:left="2160" w:hanging="360"/>
+      </w:pPr>
+      <w:rPr>
+        <w:rFonts w:ascii="Wingdings" w:hAnsi="Wingdings" w:hint="default"/>
+      </w:rPr>
+    </w:lvl>
+    <w:lvl w:ilvl="3" w:tplc="042A0001" w:tentative="1">
+      <w:start w:val="1"/>
+      <w:numFmt w:val="bullet"/>
+      <w:lvlText w:val=""/>
+      <w:lvlJc w:val="left"/>
+      <w:pPr>
+        <w:ind w:left="2880" w:hanging="360"/>
+      </w:pPr>
+      <w:rPr>
+        <w:rFonts w:ascii="Symbol" w:hAnsi="Symbol" w:hint="default"/>
+      </w:rPr>
+    </w:lvl>
+    <w:lvl w:ilvl="4" w:tplc="042A0003" w:tentative="1">
+      <w:start w:val="1"/>
+      <w:numFmt w:val="bullet"/>
+      <w:lvlText w:val="o"/>
+      <w:lvlJc w:val="left"/>
+      <w:pPr>
+        <w:ind w:left="3600" w:hanging="360"/>
+      </w:pPr>
+      <w:rPr>
+        <w:rFonts w:ascii="Courier New" w:hAnsi="Courier New" w:cs="Courier New" w:hint="default"/>
+      </w:rPr>
+    </w:lvl>
+    <w:lvl w:ilvl="5" w:tplc="042A0005" w:tentative="1">
+      <w:start w:val="1"/>
+      <w:numFmt w:val="bullet"/>
+      <w:lvlText w:val=""/>
+      <w:lvlJc w:val="left"/>
+      <w:pPr>
+        <w:ind w:left="4320" w:hanging="360"/>
+      </w:pPr>
+      <w:rPr>
+        <w:rFonts w:ascii="Wingdings" w:hAnsi="Wingdings" w:hint="default"/>
+      </w:rPr>
+    </w:lvl>
+    <w:lvl w:ilvl="6" w:tplc="042A0001" w:tentative="1">
+      <w:start w:val="1"/>
+      <w:numFmt w:val="bullet"/>
+      <w:lvlText w:val=""/>
+      <w:lvlJc w:val="left"/>
+      <w:pPr>
+        <w:ind w:left="5040" w:hanging="360"/>
+      </w:pPr>
+      <w:rPr>
+        <w:rFonts w:ascii="Symbol" w:hAnsi="Symbol" w:hint="default"/>
+      </w:rPr>
+    </w:lvl>
+    <w:lvl w:ilvl="7" w:tplc="042A0003" w:tentative="1">
+      <w:start w:val="1"/>
+      <w:numFmt w:val="bullet"/>
+      <w:lvlText w:val="o"/>
+      <w:lvlJc w:val="left"/>
+      <w:pPr>
+        <w:ind w:left="5760" w:hanging="360"/>
+      </w:pPr>
+      <w:rPr>
+        <w:rFonts w:ascii="Courier New" w:hAnsi="Courier New" w:cs="Courier New" w:hint="default"/>
+      </w:rPr>
+    </w:lvl>
+    <w:lvl w:ilvl="8" w:tplc="042A0005" w:tentative="1">
+      <w:start w:val="1"/>
+      <w:numFmt w:val="bullet"/>
+      <w:lvlText w:val=""/>
+      <w:lvlJc w:val="left"/>
+      <w:pPr>
+        <w:ind w:left="6480" w:hanging="360"/>
+      </w:pPr>
+      <w:rPr>
+        <w:rFonts w:ascii="Wingdings" w:hAnsi="Wingdings" w:hint="default"/>
+      </w:rPr>
+    </w:lvl>
+  </w:abstractNum>
   <w:num w:numId="1" w16cid:durableId="1423987714">
     <w:abstractNumId w:val="0"/>
+  </w:num>
+  <w:num w:numId="2" w16cid:durableId="1864586395">
+    <w:abstractNumId w:val="2"/>
+  </w:num>
+  <w:num w:numId="3" w16cid:durableId="1359769429">
+    <w:abstractNumId w:val="1"/>
+  </w:num>
+  <w:num w:numId="4" w16cid:durableId="2023581297">
+    <w:abstractNumId w:val="3"/>
   </w:num>
 </w:numbering>
 </file>
@@ -1183,6 +1745,7 @@
   <w:style w:type="character" w:default="1" w:styleId="DefaultParagraphFont">
     <w:name w:val="Default Paragraph Font"/>
     <w:uiPriority w:val="1"/>
+    <w:semiHidden/>
     <w:unhideWhenUsed/>
   </w:style>
   <w:style w:type="table" w:default="1" w:styleId="TableNormal">
